--- a/EncryptDecryptDirRecursivePartially/testFilesParent/testfiles0/sub/0b.docx
+++ b/EncryptDecryptDirRecursivePartially/testFilesParent/testfiles0/sub/0b.docx
@@ -1,26 +1,3 @@
-
-<file path=word/document.xml><?xml version="1.0" encoding="utf-8"?>
-<w:document xmlns:mc="http://schemas.openxmlformats.org/markup-compatibility/2006" xmlns:o="urn:schemas-microsoft-com:office:office" xmlns:r="http://schemas.openxmlformats.org/officeDocument/2006/relationships" xmlns:m="http://schemas.openxmlformats.org/officeDocument/2006/math" xmlns:v="urn:schemas-microsoft-com:vml" xmlns:wp="http://schemas.openxmlformats.org/drawingml/2006/wordprocessingDrawing" xmlns:w10="urn:schemas-microsoft-com:office:word" xmlns:w="http://schemas.openxmlformats.org/wordprocessingml/2006/main" xmlns:wne="http://schemas.microsoft.com/office/word/2006/wordml" xmlns:sl="http://schemas.openxmlformats.org/schemaLibrary/2006/main" xmlns:a="http://schemas.openxmlformats.org/drawingml/2006/main" xmlns:pic="http://schemas.openxmlformats.org/drawingml/2006/picture" xmlns:c="http://schemas.openxmlformats.org/drawingml/2006/chart" xmlns:lc="http://schemas.openxmlformats.org/drawingml/2006/lockedCanvas" xmlns:dgm="http://schemas.openxmlformats.org/drawingml/2006/diagram" xmlns:wps="http://schemas.microsoft.com/office/word/2010/wordprocessingShape" xmlns:wpg="http://schemas.microsoft.com/office/word/2010/wordprocessingGroup" xmlns:w14="http://schemas.microsoft.com/office/word/2010/wordml" xmlns:w15="http://schemas.microsoft.com/office/word/2012/wordml">
-  <w:body>
-    <w:p>
-      <w:pPr>
-        <w:rPr/>
-      </w:pPr>
-      <w:r>
-        <w:rPr>
-          <w:rtl w:val="0"/>
-        </w:rPr>
-        <w:t xml:space="preserve">asdfghjkl</w:t>
-      </w:r>
-    </w:p>
-    <w:sectPr>
-      <w:pgSz w:h="16834" w:w="11909" w:orient="portrait"/>
-      <w:pgMar w:bottom="1440" w:top="1440" w:left="1440" w:right="1440" w:header="720" w:footer="720"/>
-      <w:pgNumType w:start="1"/>
-    </w:sectPr>
-  </w:body>
-</w:document>
-</file>
 
 <file path=word/theme/theme1.xml><?xml version="1.0" encoding="utf-8"?>
 <a:theme xmlns:a="http://schemas.openxmlformats.org/drawingml/2006/main" name="Office Theme">
